--- a/release/submission_kit_paperB_medrxiv/paper_B_methods.docx
+++ b/release/submission_kit_paperB_medrxiv/paper_B_methods.docx
@@ -546,7 +546,43 @@
         <w:t xml:space="preserve"> </w:t>
       </w:r>
       <w:r>
-        <w:t xml:space="preserve">Neither addresses the question we focus on here:</w:t>
+        <w:t xml:space="preserve">Reporting standards such as PRISMA-2020 standardise systematic-review documentation.</w:t>
+      </w:r>
+      <w:r>
+        <w:t xml:space="preserve">(</w:t>
+      </w:r>
+      <w:r>
+        <w:t xml:space="preserve">Page et al.</w:t>
+      </w:r>
+      <w:r>
+        <w:t xml:space="preserve"> </w:t>
+      </w:r>
+      <w:r>
+        <w:t xml:space="preserve">2021)</w:t>
+      </w:r>
+      <w:r>
+        <w:t xml:space="preserve"> </w:t>
+      </w:r>
+      <w:r>
+        <w:t xml:space="preserve">Pre-registration of analysis plans is increasingly recognised as a precondition for confirmatory inference.</w:t>
+      </w:r>
+      <w:r>
+        <w:t xml:space="preserve">(Munafò et al. 2017)</w:t>
+      </w:r>
+      <w:r>
+        <w:t xml:space="preserve"> </w:t>
+      </w:r>
+      <w:r>
+        <w:t xml:space="preserve">The broader meta-research movement</w:t>
+      </w:r>
+      <w:r>
+        <w:t xml:space="preserve">(Ioannidis 2005)</w:t>
+      </w:r>
+      <w:r>
+        <w:t xml:space="preserve"> </w:t>
+      </w:r>
+      <w:r>
+        <w:t xml:space="preserve">treats the practice of research itself as an object of empirical study. None of these addresses the specific question we focus on here:</w:t>
       </w:r>
       <w:r>
         <w:t xml:space="preserve"> </w:t>
@@ -564,21 +600,89 @@
         <w:pStyle w:val="BodyText"/>
       </w:pPr>
       <w:r>
-        <w:t xml:space="preserve">This manuscript introduces a graph-theoretic framework that places trial corpora and guideline decision trees on a shared (state, biomarker) node space. The framework defines an evidence-free decision-point ratio (EFDPR), tests it pre-registered against a fixed null threshold via one-sided exact binomial inference, and is paired with a dual-LLM-annotator extraction pipeline whose inter-rater agreement is validated by Cohen’s</w:t>
-      </w:r>
-      <w:r>
-        <w:t xml:space="preserve"> </w:t>
+        <w:t xml:space="preserve">This manuscript introduces a graph-theoretic framework that places trial corpora and guideline decision trees on a shared (state, biomarker) node space, building on standard graph-data-structure tooling</w:t>
+      </w:r>
+      <w:r>
+        <w:t xml:space="preserve">(Hagberg et al. 2008)</w:t>
+      </w:r>
+      <w:r>
+        <w:t xml:space="preserve"> </w:t>
+      </w:r>
+      <w:r>
+        <w:t xml:space="preserve">and on the ESCAT biomarker-actionability classification</w:t>
+      </w:r>
+      <w:r>
+        <w:t xml:space="preserve">(</w:t>
+      </w:r>
+      <w:r>
+        <w:t xml:space="preserve">Mateo et al.</w:t>
+      </w:r>
+      <w:r>
+        <w:t xml:space="preserve"> </w:t>
+      </w:r>
+      <w:r>
+        <w:t xml:space="preserve">2018)</w:t>
+      </w:r>
+      <w:r>
+        <w:t xml:space="preserve"> </w:t>
+      </w:r>
+      <w:r>
+        <w:t xml:space="preserve">as a basis for the pre-registered tolerance grid. The framework defines an evidence-free decision-point ratio (EFDPR), tests it pre-registered against a fixed null threshold via one-sided exact binomial inference using the Clopper-Pearson exact CI for small-</w:t>
       </w:r>
       <m:oMath>
         <m:r>
+          <m:t>n</m:t>
+        </m:r>
+      </m:oMath>
+      <w:r>
+        <w:t xml:space="preserve"> </w:t>
+      </w:r>
+      <w:r>
+        <w:t xml:space="preserve">proportions,</w:t>
+      </w:r>
+      <w:r>
+        <w:t xml:space="preserve">(Clopper and Pearson 1934)</w:t>
+      </w:r>
+      <w:r>
+        <w:t xml:space="preserve"> </w:t>
+      </w:r>
+      <w:r>
+        <w:t xml:space="preserve">with bootstrap as a sensitivity comparison.</w:t>
+      </w:r>
+      <w:r>
+        <w:t xml:space="preserve">(Efron 1979)</w:t>
+      </w:r>
+      <w:r>
+        <w:t xml:space="preserve"> </w:t>
+      </w:r>
+      <w:r>
+        <w:t xml:space="preserve">Inter-annotator agreement is validated by Cohen’s</w:t>
+      </w:r>
+      <w:r>
+        <w:t xml:space="preserve"> </w:t>
+      </w:r>
+      <m:oMath>
+        <m:r>
           <m:t>κ</m:t>
         </m:r>
       </m:oMath>
       <w:r>
-        <w:t xml:space="preserve"> </w:t>
-      </w:r>
-      <w:r>
-        <w:t xml:space="preserve">and the prevalence-adjusted bias-adjusted kappa (PABAK). The framework is demonstrated across two biomarker-driven metastatic cancers — HR+/HER2- breast cancer and EGFR-mutant/ALK-rearranged non-small-cell lung cancer — and rejects the pre-registered null at</w:t>
+        <w:t xml:space="preserve">(Cohen 1960)</w:t>
+      </w:r>
+      <w:r>
+        <w:t xml:space="preserve"> </w:t>
+      </w:r>
+      <w:r>
+        <w:t xml:space="preserve">and the prevalence-adjusted bias-adjusted kappa (PABAK)</w:t>
+      </w:r>
+      <w:r>
+        <w:t xml:space="preserve">(Byrt et al. 1993; Viera and Garrett 2005)</w:t>
+      </w:r>
+      <w:r>
+        <w:t xml:space="preserve"> </w:t>
+      </w:r>
+      <w:r>
+        <w:t xml:space="preserve">which is robust to the well-documented kappa paradox under skewed marginals. The framework is demonstrated across two biomarker-driven metastatic cancers — HR+/HER2- breast cancer and EGFR-mutant/ALK-rearranged non-small-cell lung cancer — and rejects the pre-registered null at</w:t>
       </w:r>
       <w:r>
         <w:t xml:space="preserve"> </w:t>
@@ -1926,7 +2030,25 @@
         <w:t xml:space="preserve">ESCAT-aligned</w:t>
       </w:r>
       <w:r>
-        <w:t xml:space="preserve">: strict plus pre-specified ESCAT-equivalence groupings (e.g., AKT-pathway</w:t>
+        <w:t xml:space="preserve">: strict plus pre-specified ESCAT-equivalence groupings</w:t>
+      </w:r>
+      <w:r>
+        <w:t xml:space="preserve">(</w:t>
+      </w:r>
+      <w:r>
+        <w:t xml:space="preserve">Mateo et al.</w:t>
+      </w:r>
+      <w:r>
+        <w:t xml:space="preserve"> </w:t>
+      </w:r>
+      <w:r>
+        <w:t xml:space="preserve">2018)</w:t>
+      </w:r>
+      <w:r>
+        <w:t xml:space="preserve"> </w:t>
+      </w:r>
+      <w:r>
+        <w:t xml:space="preserve">(e.g., AKT-pathway</w:t>
       </w:r>
       <w:r>
         <w:t xml:space="preserve"> </w:t>
@@ -2052,6 +2174,9 @@
           <m:t>κ</m:t>
         </m:r>
       </m:oMath>
+      <w:r>
+        <w:t xml:space="preserve">(Cohen 1960)</w:t>
+      </w:r>
       <w:r>
         <w:t xml:space="preserve"> </w:t>
       </w:r>
@@ -2158,7 +2283,16 @@
         </m:r>
       </m:oMath>
       <w:r>
-        <w:t xml:space="preserve">, which is robust to marginal skew.</w:t>
+        <w:t xml:space="preserve">,</w:t>
+      </w:r>
+      <w:r>
+        <w:t xml:space="preserve">(Byrt et al. 1993)</w:t>
+      </w:r>
+      <w:r>
+        <w:t xml:space="preserve"> </w:t>
+      </w:r>
+      <w:r>
+        <w:t xml:space="preserve">which is robust to marginal skew.</w:t>
       </w:r>
     </w:p>
     <w:bookmarkEnd w:id="17"/>
@@ -3216,7 +3350,7 @@
       </w:r>
     </w:p>
     <w:bookmarkEnd w:id="37"/>
-    <w:bookmarkStart w:id="55" w:name="acknowledgements"/>
+    <w:bookmarkStart w:id="72" w:name="acknowledgements"/>
     <w:p>
       <w:pPr>
         <w:pStyle w:val="Heading1"/>
@@ -3233,8 +3367,192 @@
         <w:t xml:space="preserve">The author acknowledges the open-data infrastructure of ClinicalTrials.gov and the publishing programmes of ESMO, ASCO, and NCCN. The dual-annotator extraction protocol was implemented using Anthropic’s Claude (annotator A) and OpenAI’s Codex / GPT-5 (annotator B) via shared protocol documents; the model providers had no role in the design, analysis, or writing of this manuscript.</w:t>
       </w:r>
     </w:p>
-    <w:bookmarkStart w:id="54" w:name="refs"/>
-    <w:bookmarkStart w:id="39" w:name="ref-nccn_nsclc_2024"/>
+    <w:bookmarkStart w:id="71" w:name="refs"/>
+    <w:bookmarkStart w:id="39" w:name="ref-byrt1993pabak"/>
+    <w:p>
+      <w:pPr>
+        <w:pStyle w:val="Bibliography"/>
+      </w:pPr>
+      <w:r>
+        <w:t xml:space="preserve">Byrt, Ted, Janet Bishop, and John B. Carlin. 1993.</w:t>
+      </w:r>
+      <w:r>
+        <w:t xml:space="preserve"> </w:t>
+      </w:r>
+      <w:r>
+        <w:t xml:space="preserve">“Bias, Prevalence and Kappa.”</w:t>
+      </w:r>
+      <w:r>
+        <w:t xml:space="preserve"> </w:t>
+      </w:r>
+      <w:r>
+        <w:rPr>
+          <w:i/>
+          <w:iCs/>
+        </w:rPr>
+        <w:t xml:space="preserve">Journal of Clinical Epidemiology</w:t>
+      </w:r>
+      <w:r>
+        <w:t xml:space="preserve"> </w:t>
+      </w:r>
+      <w:r>
+        <w:t xml:space="preserve">46 (5): 423–29.</w:t>
+      </w:r>
+      <w:r>
+        <w:t xml:space="preserve"> </w:t>
+      </w:r>
+      <w:hyperlink r:id="rId38">
+        <w:r>
+          <w:rPr>
+            <w:rStyle w:val="Hyperlink"/>
+          </w:rPr>
+          <w:t xml:space="preserve">https://doi.org/10.1016/0895-4356(93)90018-V</w:t>
+        </w:r>
+      </w:hyperlink>
+      <w:r>
+        <w:t xml:space="preserve">.</w:t>
+      </w:r>
+    </w:p>
+    <w:bookmarkEnd w:id="39"/>
+    <w:bookmarkStart w:id="41" w:name="ref-clopper1934"/>
+    <w:p>
+      <w:pPr>
+        <w:pStyle w:val="Bibliography"/>
+      </w:pPr>
+      <w:r>
+        <w:t xml:space="preserve">Clopper, C. J., and E. S. Pearson. 1934.</w:t>
+      </w:r>
+      <w:r>
+        <w:t xml:space="preserve"> </w:t>
+      </w:r>
+      <w:r>
+        <w:t xml:space="preserve">“The Use of Confidence or Fiducial Limits Illustrated in the Case of the Binomial.”</w:t>
+      </w:r>
+      <w:r>
+        <w:t xml:space="preserve"> </w:t>
+      </w:r>
+      <w:r>
+        <w:rPr>
+          <w:i/>
+          <w:iCs/>
+        </w:rPr>
+        <w:t xml:space="preserve">Biometrika</w:t>
+      </w:r>
+      <w:r>
+        <w:t xml:space="preserve"> </w:t>
+      </w:r>
+      <w:r>
+        <w:t xml:space="preserve">26 (4): 404–13.</w:t>
+      </w:r>
+      <w:r>
+        <w:t xml:space="preserve"> </w:t>
+      </w:r>
+      <w:hyperlink r:id="rId40">
+        <w:r>
+          <w:rPr>
+            <w:rStyle w:val="Hyperlink"/>
+          </w:rPr>
+          <w:t xml:space="preserve">https://doi.org/10.1093/biomet/26.4.404</w:t>
+        </w:r>
+      </w:hyperlink>
+      <w:r>
+        <w:t xml:space="preserve">.</w:t>
+      </w:r>
+    </w:p>
+    <w:bookmarkEnd w:id="41"/>
+    <w:bookmarkStart w:id="43" w:name="ref-cohen1960kappa"/>
+    <w:p>
+      <w:pPr>
+        <w:pStyle w:val="Bibliography"/>
+      </w:pPr>
+      <w:r>
+        <w:t xml:space="preserve">Cohen, Jacob. 1960.</w:t>
+      </w:r>
+      <w:r>
+        <w:t xml:space="preserve"> </w:t>
+      </w:r>
+      <w:r>
+        <w:t xml:space="preserve">“A Coefficient of Agreement for Nominal Scales.”</w:t>
+      </w:r>
+      <w:r>
+        <w:t xml:space="preserve"> </w:t>
+      </w:r>
+      <w:r>
+        <w:rPr>
+          <w:i/>
+          <w:iCs/>
+        </w:rPr>
+        <w:t xml:space="preserve">Educational and Psychological Measurement</w:t>
+      </w:r>
+      <w:r>
+        <w:t xml:space="preserve"> </w:t>
+      </w:r>
+      <w:r>
+        <w:t xml:space="preserve">20 (1): 37–46.</w:t>
+      </w:r>
+      <w:r>
+        <w:t xml:space="preserve"> </w:t>
+      </w:r>
+      <w:hyperlink r:id="rId42">
+        <w:r>
+          <w:rPr>
+            <w:rStyle w:val="Hyperlink"/>
+          </w:rPr>
+          <w:t xml:space="preserve">https://doi.org/10.1177/001316446002000104</w:t>
+        </w:r>
+      </w:hyperlink>
+      <w:r>
+        <w:t xml:space="preserve">.</w:t>
+      </w:r>
+    </w:p>
+    <w:bookmarkEnd w:id="43"/>
+    <w:bookmarkStart w:id="45" w:name="ref-efron1979bootstrap"/>
+    <w:p>
+      <w:pPr>
+        <w:pStyle w:val="Bibliography"/>
+      </w:pPr>
+      <w:r>
+        <w:t xml:space="preserve">Efron, Bradley. 1979.</w:t>
+      </w:r>
+      <w:r>
+        <w:t xml:space="preserve"> </w:t>
+      </w:r>
+      <w:r>
+        <w:t xml:space="preserve">“Bootstrap Methods: Another Look at the Jackknife.”</w:t>
+      </w:r>
+      <w:r>
+        <w:t xml:space="preserve"> </w:t>
+      </w:r>
+      <w:r>
+        <w:rPr>
+          <w:i/>
+          <w:iCs/>
+        </w:rPr>
+        <w:t xml:space="preserve">Annals of Statistics</w:t>
+      </w:r>
+      <w:r>
+        <w:t xml:space="preserve"> </w:t>
+      </w:r>
+      <w:r>
+        <w:t xml:space="preserve">7 (1): 1–26.</w:t>
+      </w:r>
+      <w:r>
+        <w:t xml:space="preserve"> </w:t>
+      </w:r>
+      <w:hyperlink r:id="rId44">
+        <w:r>
+          <w:rPr>
+            <w:rStyle w:val="Hyperlink"/>
+          </w:rPr>
+          <w:t xml:space="preserve">https://doi.org/10.1214/aos/1176344552</w:t>
+        </w:r>
+      </w:hyperlink>
+      <w:r>
+        <w:t xml:space="preserve">.</w:t>
+      </w:r>
+    </w:p>
+    <w:bookmarkEnd w:id="45"/>
+    <w:bookmarkStart w:id="47" w:name="ref-nccn_nsclc_2024"/>
     <w:p>
       <w:pPr>
         <w:pStyle w:val="Bibliography"/>
@@ -3279,7 +3597,7 @@
       <w:r>
         <w:t xml:space="preserve"> </w:t>
       </w:r>
-      <w:hyperlink r:id="rId38">
+      <w:hyperlink r:id="rId46">
         <w:r>
           <w:rPr>
             <w:rStyle w:val="Hyperlink"/>
@@ -3291,8 +3609,8 @@
         <w:t xml:space="preserve">.</w:t>
       </w:r>
     </w:p>
-    <w:bookmarkEnd w:id="39"/>
-    <w:bookmarkStart w:id="41" w:name="ref-cardosoESMO2024"/>
+    <w:bookmarkEnd w:id="47"/>
+    <w:bookmarkStart w:id="49" w:name="ref-cardosoESMO2024"/>
     <w:p>
       <w:pPr>
         <w:pStyle w:val="Bibliography"/>
@@ -3334,7 +3652,7 @@
       <w:r>
         <w:t xml:space="preserve"> </w:t>
       </w:r>
-      <w:hyperlink r:id="rId40">
+      <w:hyperlink r:id="rId48">
         <w:r>
           <w:rPr>
             <w:rStyle w:val="Hyperlink"/>
@@ -3346,8 +3664,8 @@
         <w:t xml:space="preserve">.</w:t>
       </w:r>
     </w:p>
-    <w:bookmarkEnd w:id="41"/>
-    <w:bookmarkStart w:id="43" w:name="ref-giordano2022asco"/>
+    <w:bookmarkEnd w:id="49"/>
+    <w:bookmarkStart w:id="51" w:name="ref-giordano2022asco"/>
     <w:p>
       <w:pPr>
         <w:pStyle w:val="Bibliography"/>
@@ -3395,7 +3713,7 @@
       <w:r>
         <w:t xml:space="preserve"> </w:t>
       </w:r>
-      <w:hyperlink r:id="rId42">
+      <w:hyperlink r:id="rId50">
         <w:r>
           <w:rPr>
             <w:rStyle w:val="Hyperlink"/>
@@ -3407,8 +3725,8 @@
         <w:t xml:space="preserve">.</w:t>
       </w:r>
     </w:p>
-    <w:bookmarkEnd w:id="43"/>
-    <w:bookmarkStart w:id="45" w:name="ref-guyatt2008grade"/>
+    <w:bookmarkEnd w:id="51"/>
+    <w:bookmarkStart w:id="53" w:name="ref-guyatt2008grade"/>
     <w:p>
       <w:pPr>
         <w:pStyle w:val="Bibliography"/>
@@ -3450,7 +3768,7 @@
       <w:r>
         <w:t xml:space="preserve"> </w:t>
       </w:r>
-      <w:hyperlink r:id="rId44">
+      <w:hyperlink r:id="rId52">
         <w:r>
           <w:rPr>
             <w:rStyle w:val="Hyperlink"/>
@@ -3462,8 +3780,46 @@
         <w:t xml:space="preserve">.</w:t>
       </w:r>
     </w:p>
-    <w:bookmarkEnd w:id="45"/>
-    <w:bookmarkStart w:id="47" w:name="ref-hendriks2023esmo"/>
+    <w:bookmarkEnd w:id="53"/>
+    <w:bookmarkStart w:id="54" w:name="ref-hagberg2008networkx"/>
+    <w:p>
+      <w:pPr>
+        <w:pStyle w:val="Bibliography"/>
+      </w:pPr>
+      <w:r>
+        <w:t xml:space="preserve">Hagberg, Aric A., Daniel A. Schult, and Pieter J. Swart. 2008.</w:t>
+      </w:r>
+      <w:r>
+        <w:t xml:space="preserve"> </w:t>
+      </w:r>
+      <w:r>
+        <w:t xml:space="preserve">“Exploring Network Structure, Dynamics, and Function Using</w:t>
+      </w:r>
+      <w:r>
+        <w:t xml:space="preserve"> </w:t>
+      </w:r>
+      <w:r>
+        <w:t xml:space="preserve">NetworkX</w:t>
+      </w:r>
+      <w:r>
+        <w:t xml:space="preserve">.”</w:t>
+      </w:r>
+      <w:r>
+        <w:t xml:space="preserve"> </w:t>
+      </w:r>
+      <w:r>
+        <w:rPr>
+          <w:i/>
+          <w:iCs/>
+        </w:rPr>
+        <w:t xml:space="preserve">Proceedings of the 7th Python in Science Conference</w:t>
+      </w:r>
+      <w:r>
+        <w:t xml:space="preserve">, 11–15.</w:t>
+      </w:r>
+    </w:p>
+    <w:bookmarkEnd w:id="54"/>
+    <w:bookmarkStart w:id="56" w:name="ref-hendriks2023esmo"/>
     <w:p>
       <w:pPr>
         <w:pStyle w:val="Bibliography"/>
@@ -3511,7 +3867,7 @@
       <w:r>
         <w:t xml:space="preserve"> </w:t>
       </w:r>
-      <w:hyperlink r:id="rId46">
+      <w:hyperlink r:id="rId55">
         <w:r>
           <w:rPr>
             <w:rStyle w:val="Hyperlink"/>
@@ -3523,8 +3879,8 @@
         <w:t xml:space="preserve">.</w:t>
       </w:r>
     </w:p>
-    <w:bookmarkEnd w:id="47"/>
-    <w:bookmarkStart w:id="48" w:name="ref-higgins2019cochrane"/>
+    <w:bookmarkEnd w:id="56"/>
+    <w:bookmarkStart w:id="57" w:name="ref-higgins2019cochrane"/>
     <w:p>
       <w:pPr>
         <w:pStyle w:val="Bibliography"/>
@@ -3555,8 +3911,216 @@
         <w:t xml:space="preserve">, Version 6.0 Editions.</w:t>
       </w:r>
     </w:p>
-    <w:bookmarkEnd w:id="48"/>
-    <w:bookmarkStart w:id="50" w:name="ref-priem2022openalex"/>
+    <w:bookmarkEnd w:id="57"/>
+    <w:bookmarkStart w:id="59" w:name="ref-ioannidis2005false"/>
+    <w:p>
+      <w:pPr>
+        <w:pStyle w:val="Bibliography"/>
+      </w:pPr>
+      <w:r>
+        <w:t xml:space="preserve">Ioannidis, John P. A. 2005.</w:t>
+      </w:r>
+      <w:r>
+        <w:t xml:space="preserve"> </w:t>
+      </w:r>
+      <w:r>
+        <w:t xml:space="preserve">“Why Most Published Research Findings Are False.”</w:t>
+      </w:r>
+      <w:r>
+        <w:t xml:space="preserve"> </w:t>
+      </w:r>
+      <w:r>
+        <w:rPr>
+          <w:i/>
+          <w:iCs/>
+        </w:rPr>
+        <w:t xml:space="preserve">PLoS Medicine</w:t>
+      </w:r>
+      <w:r>
+        <w:t xml:space="preserve"> </w:t>
+      </w:r>
+      <w:r>
+        <w:t xml:space="preserve">2 (8): e124.</w:t>
+      </w:r>
+      <w:r>
+        <w:t xml:space="preserve"> </w:t>
+      </w:r>
+      <w:hyperlink r:id="rId58">
+        <w:r>
+          <w:rPr>
+            <w:rStyle w:val="Hyperlink"/>
+          </w:rPr>
+          <w:t xml:space="preserve">https://doi.org/10.1371/journal.pmed.0020124</w:t>
+        </w:r>
+      </w:hyperlink>
+      <w:r>
+        <w:t xml:space="preserve">.</w:t>
+      </w:r>
+    </w:p>
+    <w:bookmarkEnd w:id="59"/>
+    <w:bookmarkStart w:id="61" w:name="ref-mateo2018escat"/>
+    <w:p>
+      <w:pPr>
+        <w:pStyle w:val="Bibliography"/>
+      </w:pPr>
+      <w:r>
+        <w:t xml:space="preserve">Mateo, Joaquin, Debyani Chakravarty, Rodrigo Dienstmann, et al.</w:t>
+      </w:r>
+      <w:r>
+        <w:t xml:space="preserve"> 2018.</w:t>
+      </w:r>
+      <w:r>
+        <w:t xml:space="preserve"> </w:t>
+      </w:r>
+      <w:r>
+        <w:t xml:space="preserve">“A Framework to Rank Genomic Alterations as Targets for Cancer Precision Medicine: The</w:t>
+      </w:r>
+      <w:r>
+        <w:t xml:space="preserve"> </w:t>
+      </w:r>
+      <w:r>
+        <w:t xml:space="preserve">ESMO</w:t>
+      </w:r>
+      <w:r>
+        <w:t xml:space="preserve"> </w:t>
+      </w:r>
+      <w:r>
+        <w:t xml:space="preserve">Scale for Clinical Actionability of Molecular Targets (</w:t>
+      </w:r>
+      <w:r>
+        <w:t xml:space="preserve">ESCAT</w:t>
+      </w:r>
+      <w:r>
+        <w:t xml:space="preserve">).”</w:t>
+      </w:r>
+      <w:r>
+        <w:t xml:space="preserve"> </w:t>
+      </w:r>
+      <w:r>
+        <w:rPr>
+          <w:i/>
+          <w:iCs/>
+        </w:rPr>
+        <w:t xml:space="preserve">Annals of Oncology</w:t>
+      </w:r>
+      <w:r>
+        <w:t xml:space="preserve"> </w:t>
+      </w:r>
+      <w:r>
+        <w:t xml:space="preserve">29 (9): 1895–902.</w:t>
+      </w:r>
+      <w:r>
+        <w:t xml:space="preserve"> </w:t>
+      </w:r>
+      <w:hyperlink r:id="rId60">
+        <w:r>
+          <w:rPr>
+            <w:rStyle w:val="Hyperlink"/>
+          </w:rPr>
+          <w:t xml:space="preserve">https://doi.org/10.1093/annonc/mdy263</w:t>
+        </w:r>
+      </w:hyperlink>
+      <w:r>
+        <w:t xml:space="preserve">.</w:t>
+      </w:r>
+    </w:p>
+    <w:bookmarkEnd w:id="61"/>
+    <w:bookmarkStart w:id="63" w:name="ref-munafo2017manifesto"/>
+    <w:p>
+      <w:pPr>
+        <w:pStyle w:val="Bibliography"/>
+      </w:pPr>
+      <w:r>
+        <w:t xml:space="preserve">Munafò, Marcus R., Brian A. Nosek, Dorothy V. M. Bishop, et al. 2017.</w:t>
+      </w:r>
+      <w:r>
+        <w:t xml:space="preserve"> </w:t>
+      </w:r>
+      <w:r>
+        <w:t xml:space="preserve">“A Manifesto for Reproducible Science.”</w:t>
+      </w:r>
+      <w:r>
+        <w:t xml:space="preserve"> </w:t>
+      </w:r>
+      <w:r>
+        <w:rPr>
+          <w:i/>
+          <w:iCs/>
+        </w:rPr>
+        <w:t xml:space="preserve">Nature Human Behaviour</w:t>
+      </w:r>
+      <w:r>
+        <w:t xml:space="preserve"> </w:t>
+      </w:r>
+      <w:r>
+        <w:t xml:space="preserve">1: 0021.</w:t>
+      </w:r>
+      <w:r>
+        <w:t xml:space="preserve"> </w:t>
+      </w:r>
+      <w:hyperlink r:id="rId62">
+        <w:r>
+          <w:rPr>
+            <w:rStyle w:val="Hyperlink"/>
+          </w:rPr>
+          <w:t xml:space="preserve">https://doi.org/10.1038/s41562-016-0021</w:t>
+        </w:r>
+      </w:hyperlink>
+      <w:r>
+        <w:t xml:space="preserve">.</w:t>
+      </w:r>
+    </w:p>
+    <w:bookmarkEnd w:id="63"/>
+    <w:bookmarkStart w:id="65" w:name="ref-moher2020prisma"/>
+    <w:p>
+      <w:pPr>
+        <w:pStyle w:val="Bibliography"/>
+      </w:pPr>
+      <w:r>
+        <w:t xml:space="preserve">Page, Matthew J., Joanne E. McKenzie, Patrick M. Bossuyt, et al.</w:t>
+      </w:r>
+      <w:r>
+        <w:t xml:space="preserve"> 2021.</w:t>
+      </w:r>
+      <w:r>
+        <w:t xml:space="preserve"> </w:t>
+      </w:r>
+      <w:r>
+        <w:t xml:space="preserve">“The PRISMA 2020 Statement: An Updated Guideline for Reporting Systematic Reviews.”</w:t>
+      </w:r>
+      <w:r>
+        <w:t xml:space="preserve"> </w:t>
+      </w:r>
+      <w:r>
+        <w:rPr>
+          <w:i/>
+          <w:iCs/>
+        </w:rPr>
+        <w:t xml:space="preserve">BMJ</w:t>
+      </w:r>
+      <w:r>
+        <w:t xml:space="preserve"> </w:t>
+      </w:r>
+      <w:r>
+        <w:t xml:space="preserve">372: n71.</w:t>
+      </w:r>
+      <w:r>
+        <w:t xml:space="preserve"> </w:t>
+      </w:r>
+      <w:hyperlink r:id="rId64">
+        <w:r>
+          <w:rPr>
+            <w:rStyle w:val="Hyperlink"/>
+          </w:rPr>
+          <w:t xml:space="preserve">https://doi.org/10.1136/bmj.n71</w:t>
+        </w:r>
+      </w:hyperlink>
+      <w:r>
+        <w:t xml:space="preserve">.</w:t>
+      </w:r>
+    </w:p>
+    <w:bookmarkEnd w:id="65"/>
+    <w:bookmarkStart w:id="67" w:name="ref-priem2022openalex"/>
     <w:p>
       <w:pPr>
         <w:pStyle w:val="Bibliography"/>
@@ -3592,7 +4156,7 @@
       <w:r>
         <w:t xml:space="preserve"> </w:t>
       </w:r>
-      <w:hyperlink r:id="rId49">
+      <w:hyperlink r:id="rId66">
         <w:r>
           <w:rPr>
             <w:rStyle w:val="Hyperlink"/>
@@ -3604,8 +4168,8 @@
         <w:t xml:space="preserve">.</w:t>
       </w:r>
     </w:p>
-    <w:bookmarkEnd w:id="50"/>
-    <w:bookmarkStart w:id="52" w:name="ref-rouse2017nma"/>
+    <w:bookmarkEnd w:id="67"/>
+    <w:bookmarkStart w:id="69" w:name="ref-rouse2017nma"/>
     <w:p>
       <w:pPr>
         <w:pStyle w:val="Bibliography"/>
@@ -3638,7 +4202,7 @@
       <w:r>
         <w:t xml:space="preserve"> </w:t>
       </w:r>
-      <w:hyperlink r:id="rId51">
+      <w:hyperlink r:id="rId68">
         <w:r>
           <w:rPr>
             <w:rStyle w:val="Hyperlink"/>
@@ -3650,8 +4214,8 @@
         <w:t xml:space="preserve">.</w:t>
       </w:r>
     </w:p>
-    <w:bookmarkEnd w:id="52"/>
-    <w:bookmarkStart w:id="53" w:name="ref-viera2005"/>
+    <w:bookmarkEnd w:id="69"/>
+    <w:bookmarkStart w:id="70" w:name="ref-viera2005"/>
     <w:p>
       <w:pPr>
         <w:pStyle w:val="Bibliography"/>
@@ -3682,9 +4246,9 @@
         <w:t xml:space="preserve">37 (5): 360–63.</w:t>
       </w:r>
     </w:p>
-    <w:bookmarkEnd w:id="53"/>
-    <w:bookmarkEnd w:id="54"/>
-    <w:bookmarkEnd w:id="55"/>
+    <w:bookmarkEnd w:id="70"/>
+    <w:bookmarkEnd w:id="71"/>
+    <w:bookmarkEnd w:id="72"/>
     <w:sectPr>
       <w:footnotePr>
         <w:numRestart w:val="eachSect"/>

--- a/release/submission_kit_paperB_medrxiv/paper_B_methods.docx
+++ b/release/submission_kit_paperB_medrxiv/paper_B_methods.docx
@@ -74,7 +74,7 @@
         <w:t xml:space="preserve"> </w:t>
       </w:r>
       <w:r>
-        <w:t xml:space="preserve">and the prevalence-adjusted bias-adjusted kappa (PABAK). We demonstrate the framework across two biomarker-driven metastatic cancers (HR+/HER2-negative breast and EGFR-mutant/ALK-rearranged non-small-cell lung), pooling 261 systematically-searched pivotal trials against a 50-node unified ESMO+ASCO+NCCN decision tree. The pre-registered exact binomial test of</w:t>
+        <w:t xml:space="preserve">and the prevalence-adjusted bias-adjusted kappa (PABAK). We demonstrate the framework across two biomarker-driven metastatic cancers (HR+/HER2-negative breast and EGFR-mutant/ALK-rearranged non-small-cell lung), pooling 259 systematically-searched pivotal trials against a 49-node unified ESMO+ASCO+NCCN decision tree (post v3 round-1 internal review correction of 4 NCT-misidentifications, 6 encoding bugs, and 1 mid-flight guideline-node de-duplication). The pre-registered exact binomial test of</w:t>
       </w:r>
       <w:r>
         <w:t xml:space="preserve"> </w:t>
@@ -181,14 +181,31 @@
           <m:t>=</m:t>
         </m:r>
         <m:r>
-          <m:t>0.0004</m:t>
-        </m:r>
-      </m:oMath>
-      <w:r>
-        <w:t xml:space="preserve"> </w:t>
-      </w:r>
-      <w:r>
-        <w:t xml:space="preserve">(strict-tolerance EFDPR 0.48, Clopper-Pearson 95% CI 0.34–0.63). Pre-adjudication mean Cohen’s</w:t>
+          <m:t>0.023</m:t>
+        </m:r>
+      </m:oMath>
+      <w:r>
+        <w:t xml:space="preserve"> </w:t>
+      </w:r>
+      <w:r>
+        <w:t xml:space="preserve">(strict-tolerance EFDPR 0.39, Clopper-Pearson 95% CI 0.25–0.54; bootstrap CI 0.25–0.53); ESCAT and liberal tolerance gave 0.35 (</w:t>
+      </w:r>
+      <m:oMath>
+        <m:r>
+          <m:t>P</m:t>
+        </m:r>
+        <m:r>
+          <m:rPr>
+            <m:sty m:val="p"/>
+          </m:rPr>
+          <m:t>=</m:t>
+        </m:r>
+        <m:r>
+          <m:t>0.084</m:t>
+        </m:r>
+      </m:oMath>
+      <w:r>
+        <w:t xml:space="preserve">). Pre-adjudication mean Cohen’s</w:t>
       </w:r>
       <w:r>
         <w:t xml:space="preserve"> </w:t>
@@ -294,7 +311,7 @@
         <w:t xml:space="preserve"> </w:t>
       </w:r>
       <w:r>
-        <w:t xml:space="preserve">and PABAK) and a transparent adjudication trail. We demonstrate that the framework rejects</w:t>
+        <w:t xml:space="preserve">and PABAK) and a transparent adjudication trail with full disclosure of pre-adjudication gate failures. We demonstrate that the framework rejects</w:t>
       </w:r>
       <w:r>
         <w:t xml:space="preserve"> </w:t>
@@ -375,11 +392,37 @@
           <m:t>=</m:t>
         </m:r>
         <m:r>
-          <m:t>0.0004</m:t>
-        </m:r>
-      </m:oMath>
-      <w:r>
-        <w:t xml:space="preserve">).</w:t>
+          <m:t>0.023</m:t>
+        </m:r>
+      </m:oMath>
+      <w:r>
+        <w:t xml:space="preserve"> </w:t>
+      </w:r>
+      <w:r>
+        <w:t xml:space="preserve">strict tolerance;</w:t>
+      </w:r>
+      <w:r>
+        <w:t xml:space="preserve"> </w:t>
+      </w:r>
+      <m:oMath>
+        <m:r>
+          <m:t>P</m:t>
+        </m:r>
+        <m:r>
+          <m:rPr>
+            <m:sty m:val="p"/>
+          </m:rPr>
+          <m:t>=</m:t>
+        </m:r>
+        <m:r>
+          <m:t>0.084</m:t>
+        </m:r>
+      </m:oMath>
+      <w:r>
+        <w:t xml:space="preserve"> </w:t>
+      </w:r>
+      <w:r>
+        <w:t xml:space="preserve">ESCAT/liberal — the tolerance grid is pre-registered sensitivity).</w:t>
       </w:r>
     </w:p>
     <w:p>
@@ -698,14 +741,14 @@
           <m:t>=</m:t>
         </m:r>
         <m:r>
-          <m:t>0.0004</m:t>
-        </m:r>
-      </m:oMath>
-      <w:r>
-        <w:t xml:space="preserve"> </w:t>
-      </w:r>
-      <w:r>
-        <w:t xml:space="preserve">on the pooled 50-node decision tree.</w:t>
+          <m:t>0.023</m:t>
+        </m:r>
+      </m:oMath>
+      <w:r>
+        <w:t xml:space="preserve"> </w:t>
+      </w:r>
+      <w:r>
+        <w:t xml:space="preserve">on the pooled 49-node decision tree under strict tolerance.</w:t>
       </w:r>
     </w:p>
     <w:bookmarkEnd w:id="9"/>
@@ -2499,7 +2542,7 @@
         <w:pStyle w:val="FirstParagraph"/>
       </w:pPr>
       <w:r>
-        <w:t xml:space="preserve">The pooled 50-node decision tree (25 mBC + 25 NSCLC) gave strict-tolerance EFDPR of 0.48 (Clopper-Pearson 95% CI 0.34–0.63), and the pre-registered one-sided exact binomial test of</w:t>
+        <w:t xml:space="preserve">The pooled 49-node decision tree (25 mBC + 24 NSCLC after de-duplication) gave strict-tolerance EFDPR of 0.39 (Clopper-Pearson 95% CI 0.25–0.54; bootstrap 0.25–0.53), and the pre-registered one-sided exact binomial test of</w:t>
       </w:r>
       <w:r>
         <w:t xml:space="preserve"> </w:t>
@@ -2606,14 +2649,110 @@
           <m:t>=</m:t>
         </m:r>
         <m:r>
-          <m:t>0.0004</m:t>
-        </m:r>
-      </m:oMath>
-      <w:r>
-        <w:t xml:space="preserve"> </w:t>
-      </w:r>
-      <w:r>
-        <w:t xml:space="preserve">(Figure 1 in Paper A).</w:t>
+          <m:t>0.023</m:t>
+        </m:r>
+      </m:oMath>
+      <w:r>
+        <w:t xml:space="preserve"> </w:t>
+      </w:r>
+      <w:r>
+        <w:t xml:space="preserve">(Figure 1 in Paper A). ESCAT-aligned and liberal tolerance gave 0.35 (</w:t>
+      </w:r>
+      <m:oMath>
+        <m:r>
+          <m:t>P</m:t>
+        </m:r>
+        <m:r>
+          <m:rPr>
+            <m:sty m:val="p"/>
+          </m:rPr>
+          <m:t>=</m:t>
+        </m:r>
+        <m:r>
+          <m:t>0.084</m:t>
+        </m:r>
+      </m:oMath>
+      <w:r>
+        <w:t xml:space="preserve">), failing to reject; this tolerance-grid sensitivity is reported as pre-registered. Disclosure: the v3 NSCLC arm did not undergo a formal adjudication-rule pass analogous to v2 mBC (which had 17 adjudication rules); the pre-adjudication NSCLC kappa gate failed on</w:t>
+      </w:r>
+      <w:r>
+        <w:t xml:space="preserve"> </w:t>
+      </w:r>
+      <w:r>
+        <w:rPr>
+          <w:rStyle w:val="VerbatimChar"/>
+        </w:rPr>
+        <w:t xml:space="preserve">post_alk_tki</w:t>
+      </w:r>
+      <w:r>
+        <w:t xml:space="preserve"> </w:t>
+      </w:r>
+      <w:r>
+        <w:t xml:space="preserve">(</w:t>
+      </w:r>
+      <m:oMath>
+        <m:r>
+          <m:t>κ</m:t>
+        </m:r>
+        <m:r>
+          <m:rPr>
+            <m:sty m:val="p"/>
+          </m:rPr>
+          <m:t>=</m:t>
+        </m:r>
+        <m:r>
+          <m:t>0.29</m:t>
+        </m:r>
+      </m:oMath>
+      <w:r>
+        <w:t xml:space="preserve">),</w:t>
+      </w:r>
+      <w:r>
+        <w:t xml:space="preserve"> </w:t>
+      </w:r>
+      <w:r>
+        <w:rPr>
+          <w:rStyle w:val="VerbatimChar"/>
+        </w:rPr>
+        <w:t xml:space="preserve">egfr_t790m</w:t>
+      </w:r>
+      <w:r>
+        <w:t xml:space="preserve"> </w:t>
+      </w:r>
+      <w:r>
+        <w:t xml:space="preserve">(</w:t>
+      </w:r>
+      <m:oMath>
+        <m:r>
+          <m:t>κ</m:t>
+        </m:r>
+        <m:r>
+          <m:rPr>
+            <m:sty m:val="p"/>
+          </m:rPr>
+          <m:t>=</m:t>
+        </m:r>
+        <m:r>
+          <m:t>0.61</m:t>
+        </m:r>
+      </m:oMath>
+      <w:r>
+        <w:t xml:space="preserve">), and</w:t>
+      </w:r>
+      <w:r>
+        <w:t xml:space="preserve"> </w:t>
+      </w:r>
+      <w:r>
+        <w:rPr>
+          <w:rStyle w:val="VerbatimChar"/>
+        </w:rPr>
+        <w:t xml:space="preserve">drug_class</w:t>
+      </w:r>
+      <w:r>
+        <w:t xml:space="preserve"> </w:t>
+      </w:r>
+      <w:r>
+        <w:t xml:space="preserve">(PABAK 0.54). A formal NSCLC adjudication pass is deferred to v3.0.1.</w:t>
       </w:r>
     </w:p>
     <w:bookmarkEnd w:id="22"/>
@@ -2810,11 +2949,11 @@
           <m:t>=</m:t>
         </m:r>
         <m:r>
-          <m:t>50</m:t>
-        </m:r>
-      </m:oMath>
-      <w:r>
-        <w:t xml:space="preserve">) gave 0.48 (</w:t>
+          <m:t>49</m:t>
+        </m:r>
+      </m:oMath>
+      <w:r>
+        <w:t xml:space="preserve">) gave 0.39 strict (</w:t>
       </w:r>
       <m:oMath>
         <m:r>
@@ -2827,11 +2966,40 @@
           <m:t>=</m:t>
         </m:r>
         <m:r>
-          <m:t>0.0004</m:t>
-        </m:r>
-      </m:oMath>
-      <w:r>
-        <w:t xml:space="preserve">, rejects). The trajectory is consistent with power gain from doubling the denominator and adding a tumor (NSCLC) with sparser post-osimertinib trial-edge support than mBC’s post-CDK4/6i.</w:t>
+          <m:t>0.023</m:t>
+        </m:r>
+      </m:oMath>
+      <w:r>
+        <w:t xml:space="preserve">, rejects) and 0.35 ESCAT/liberal (</w:t>
+      </w:r>
+      <m:oMath>
+        <m:r>
+          <m:t>P</m:t>
+        </m:r>
+        <m:r>
+          <m:rPr>
+            <m:sty m:val="p"/>
+          </m:rPr>
+          <m:t>=</m:t>
+        </m:r>
+        <m:r>
+          <m:t>0.084</m:t>
+        </m:r>
+      </m:oMath>
+      <w:r>
+        <w:t xml:space="preserve">, marginal non-rejection). The trajectory is consistent with power gain from approximately doubling the denominator and adding a tumor (NSCLC) with sparser post-osimertinib trial-edge support than mBC’s post-CDK4/6i. The pre-registration of v3 (commit</w:t>
+      </w:r>
+      <w:r>
+        <w:t xml:space="preserve"> </w:t>
+      </w:r>
+      <w:r>
+        <w:rPr>
+          <w:rStyle w:val="VerbatimChar"/>
+        </w:rPr>
+        <w:t xml:space="preserve">4b5bf1a</w:t>
+      </w:r>
+      <w:r>
+        <w:t xml:space="preserve">, before any NSCLC outcome data) is the structural defence against the HARKing-equivalent concern that we kept adding nodes until the test rejected.</w:t>
       </w:r>
     </w:p>
     <w:bookmarkEnd w:id="24"/>

--- a/release/submission_kit_paperB_medrxiv/paper_B_methods.docx
+++ b/release/submission_kit_paperB_medrxiv/paper_B_methods.docx
@@ -2510,7 +2510,7 @@
         <w:pStyle w:val="FirstParagraph"/>
       </w:pPr>
       <w:r>
-        <w:t xml:space="preserve">For mBC HR+/HER2- (v2.0.0): 874 ClinicalTrials.gov candidates were filtered by 8 pre-specified criteria to 81 pivotal trials (65 in-scope after drug-class filter). For NSCLC EGFR + ALK (v3.0.0): 702 candidates were filtered to 180 trials (145 in-scope). Mean pre-adjudication Cohen’s</w:t>
+        <w:t xml:space="preserve">For mBC HR+/HER2- (v2.0.0): 874 ClinicalTrials.gov candidates were filtered by 8 pre-specified criteria to 81 pivotal trials (65 in-scope after drug-class filter). For NSCLC EGFR + ALK (v3.0.0): 702 candidates were filtered to 178 trials (147 in-scope). Mean pre-adjudication Cohen’s</w:t>
       </w:r>
       <w:r>
         <w:t xml:space="preserve"> </w:t>
@@ -2770,7 +2770,7 @@
         <w:pStyle w:val="FirstParagraph"/>
       </w:pPr>
       <w:r>
-        <w:t xml:space="preserve">ESCAT-aligned and liberal tolerance gave 0.34 (24/50</w:t>
+        <w:t xml:space="preserve">ESCAT-aligned and liberal tolerance gave 0.347 (17/49</w:t>
       </w:r>
       <w:r>
         <w:t xml:space="preserve"> </w:t>
@@ -2803,7 +2803,7 @@
           <m:t>=</m:t>
         </m:r>
         <m:r>
-          <m:t>0.10</m:t>
+          <m:t>0.084</m:t>
         </m:r>
       </m:oMath>
       <w:r>
@@ -3254,7 +3254,7 @@
           <m:t>=</m:t>
         </m:r>
         <m:r>
-          <m:t>50</m:t>
+          <m:t>49</m:t>
         </m:r>
       </m:oMath>
       <w:r>

--- a/release/submission_kit_paperB_medrxiv/paper_B_methods.docx
+++ b/release/submission_kit_paperB_medrxiv/paper_B_methods.docx
@@ -36,7 +36,7 @@
         <w:pStyle w:val="Author"/>
       </w:pPr>
       <w:r>
-        <w:t xml:space="preserve">H.-T. Lin</w:t>
+        <w:t xml:space="preserve">Hsieh-Ting Lin</w:t>
       </w:r>
     </w:p>
     <w:p>
@@ -44,7 +44,7 @@
         <w:pStyle w:val="Date"/>
       </w:pPr>
       <w:r>
-        <w:t xml:space="preserve">2026-05-16</w:t>
+        <w:t xml:space="preserve">2026-05-17</w:t>
       </w:r>
     </w:p>
     <w:p>
@@ -228,7 +228,7 @@
         <w:rPr>
           <w:rStyle w:val="VerbatimChar"/>
         </w:rPr>
-        <w:t xml:space="preserve">github.com/htlin/mbc-evidence-dag-paper</w:t>
+        <w:t xml:space="preserve">github.com/htlin222/mbc-evidence-dag-paper</w:t>
       </w:r>
       <w:r>
         <w:t xml:space="preserve"> </w:t>
@@ -3359,7 +3359,7 @@
           <w:rPr>
             <w:rStyle w:val="Hyperlink"/>
           </w:rPr>
-          <w:t xml:space="preserve">https://github.com/htlin/mbc-evidence-dag-paper</w:t>
+          <w:t xml:space="preserve">https://github.com/htlin222/mbc-evidence-dag-paper</w:t>
         </w:r>
       </w:hyperlink>
       <w:r>

--- a/release/submission_kit_paperB_medrxiv/paper_B_methods.docx
+++ b/release/submission_kit_paperB_medrxiv/paper_B_methods.docx
@@ -3320,7 +3320,7 @@
     </w:p>
     <w:bookmarkEnd w:id="30"/>
     <w:bookmarkEnd w:id="31"/>
-    <w:bookmarkStart w:id="33" w:name="data-availability-statement"/>
+    <w:bookmarkStart w:id="34" w:name="data-availability-statement"/>
     <w:p>
       <w:pPr>
         <w:pStyle w:val="Heading1"/>
@@ -3378,11 +3378,25 @@
         <w:t xml:space="preserve">v3.0.0</w:t>
       </w:r>
       <w:r>
-        <w:t xml:space="preserve">) with Zenodo DOI minted at release.</w:t>
-      </w:r>
-    </w:p>
-    <w:bookmarkEnd w:id="33"/>
-    <w:bookmarkStart w:id="34" w:name="code-availability-statement"/>
+        <w:t xml:space="preserve">). The tagged release is permanently archived at Zenodo:</w:t>
+      </w:r>
+      <w:r>
+        <w:t xml:space="preserve"> </w:t>
+      </w:r>
+      <w:hyperlink r:id="rId33">
+        <w:r>
+          <w:rPr>
+            <w:rStyle w:val="Hyperlink"/>
+          </w:rPr>
+          <w:t xml:space="preserve">https://doi.org/10.5281/zenodo.20250848</w:t>
+        </w:r>
+      </w:hyperlink>
+      <w:r>
+        <w:t xml:space="preserve">.</w:t>
+      </w:r>
+    </w:p>
+    <w:bookmarkEnd w:id="34"/>
+    <w:bookmarkStart w:id="35" w:name="code-availability-statement"/>
     <w:p>
       <w:pPr>
         <w:pStyle w:val="Heading1"/>
@@ -3441,7 +3455,16 @@
         <w:t xml:space="preserve"> </w:t>
       </w:r>
       <w:r>
-        <w:t xml:space="preserve">3.8) is released at the same GitHub URL. The tagged commit reproduces every figure and table; bootstrap seed is</w:t>
+        <w:t xml:space="preserve">3.8) is released at the same GitHub URL and Zenodo DOI (</w:t>
+      </w:r>
+      <w:r>
+        <w:rPr>
+          <w:rStyle w:val="VerbatimChar"/>
+        </w:rPr>
+        <w:t xml:space="preserve">10.5281/zenodo.20250848</w:t>
+      </w:r>
+      <w:r>
+        <w:t xml:space="preserve">). The tagged commit reproduces every figure and table; bootstrap seed is</w:t>
       </w:r>
       <w:r>
         <w:t xml:space="preserve"> </w:t>
@@ -3456,8 +3479,8 @@
         <w:t xml:space="preserve">.</w:t>
       </w:r>
     </w:p>
-    <w:bookmarkEnd w:id="34"/>
-    <w:bookmarkStart w:id="35" w:name="author-contributions-credit"/>
+    <w:bookmarkEnd w:id="35"/>
+    <w:bookmarkStart w:id="36" w:name="author-contributions-credit"/>
     <w:p>
       <w:pPr>
         <w:pStyle w:val="Heading1"/>
@@ -3481,8 +3504,8 @@
         <w:t xml:space="preserve">: Conceptualization, Methodology, Software, Formal analysis, Investigation, Data curation, Validation, Visualization, Writing – original draft, Writing – review &amp; editing, Project administration.</w:t>
       </w:r>
     </w:p>
-    <w:bookmarkEnd w:id="35"/>
-    <w:bookmarkStart w:id="36" w:name="conflicts-of-interest"/>
+    <w:bookmarkEnd w:id="36"/>
+    <w:bookmarkStart w:id="37" w:name="conflicts-of-interest"/>
     <w:p>
       <w:pPr>
         <w:pStyle w:val="Heading1"/>
@@ -3499,8 +3522,8 @@
         <w:t xml:space="preserve">The author declares no competing financial or non-financial interests relevant to this work.</w:t>
       </w:r>
     </w:p>
-    <w:bookmarkEnd w:id="36"/>
-    <w:bookmarkStart w:id="37" w:name="funding"/>
+    <w:bookmarkEnd w:id="37"/>
+    <w:bookmarkStart w:id="38" w:name="funding"/>
     <w:p>
       <w:pPr>
         <w:pStyle w:val="Heading1"/>
@@ -3517,8 +3540,8 @@
         <w:t xml:space="preserve">No specific funding was received for this work.</w:t>
       </w:r>
     </w:p>
-    <w:bookmarkEnd w:id="37"/>
-    <w:bookmarkStart w:id="72" w:name="acknowledgements"/>
+    <w:bookmarkEnd w:id="38"/>
+    <w:bookmarkStart w:id="73" w:name="acknowledgements"/>
     <w:p>
       <w:pPr>
         <w:pStyle w:val="Heading1"/>
@@ -3535,8 +3558,8 @@
         <w:t xml:space="preserve">The author acknowledges the open-data infrastructure of ClinicalTrials.gov and the publishing programmes of ESMO, ASCO, and NCCN. The dual-annotator extraction protocol was implemented using Anthropic’s Claude (annotator A) and OpenAI’s Codex / GPT-5 (annotator B) via shared protocol documents; the model providers had no role in the design, analysis, or writing of this manuscript.</w:t>
       </w:r>
     </w:p>
-    <w:bookmarkStart w:id="71" w:name="refs"/>
-    <w:bookmarkStart w:id="39" w:name="ref-byrt1993pabak"/>
+    <w:bookmarkStart w:id="72" w:name="refs"/>
+    <w:bookmarkStart w:id="40" w:name="ref-byrt1993pabak"/>
     <w:p>
       <w:pPr>
         <w:pStyle w:val="Bibliography"/>
@@ -3569,7 +3592,7 @@
       <w:r>
         <w:t xml:space="preserve"> </w:t>
       </w:r>
-      <w:hyperlink r:id="rId38">
+      <w:hyperlink r:id="rId39">
         <w:r>
           <w:rPr>
             <w:rStyle w:val="Hyperlink"/>
@@ -3581,8 +3604,8 @@
         <w:t xml:space="preserve">.</w:t>
       </w:r>
     </w:p>
-    <w:bookmarkEnd w:id="39"/>
-    <w:bookmarkStart w:id="41" w:name="ref-clopper1934"/>
+    <w:bookmarkEnd w:id="40"/>
+    <w:bookmarkStart w:id="42" w:name="ref-clopper1934"/>
     <w:p>
       <w:pPr>
         <w:pStyle w:val="Bibliography"/>
@@ -3615,7 +3638,7 @@
       <w:r>
         <w:t xml:space="preserve"> </w:t>
       </w:r>
-      <w:hyperlink r:id="rId40">
+      <w:hyperlink r:id="rId41">
         <w:r>
           <w:rPr>
             <w:rStyle w:val="Hyperlink"/>
@@ -3627,8 +3650,8 @@
         <w:t xml:space="preserve">.</w:t>
       </w:r>
     </w:p>
-    <w:bookmarkEnd w:id="41"/>
-    <w:bookmarkStart w:id="43" w:name="ref-cohen1960kappa"/>
+    <w:bookmarkEnd w:id="42"/>
+    <w:bookmarkStart w:id="44" w:name="ref-cohen1960kappa"/>
     <w:p>
       <w:pPr>
         <w:pStyle w:val="Bibliography"/>
@@ -3661,7 +3684,7 @@
       <w:r>
         <w:t xml:space="preserve"> </w:t>
       </w:r>
-      <w:hyperlink r:id="rId42">
+      <w:hyperlink r:id="rId43">
         <w:r>
           <w:rPr>
             <w:rStyle w:val="Hyperlink"/>
@@ -3673,8 +3696,8 @@
         <w:t xml:space="preserve">.</w:t>
       </w:r>
     </w:p>
-    <w:bookmarkEnd w:id="43"/>
-    <w:bookmarkStart w:id="45" w:name="ref-efron1979bootstrap"/>
+    <w:bookmarkEnd w:id="44"/>
+    <w:bookmarkStart w:id="46" w:name="ref-efron1979bootstrap"/>
     <w:p>
       <w:pPr>
         <w:pStyle w:val="Bibliography"/>
@@ -3707,7 +3730,7 @@
       <w:r>
         <w:t xml:space="preserve"> </w:t>
       </w:r>
-      <w:hyperlink r:id="rId44">
+      <w:hyperlink r:id="rId45">
         <w:r>
           <w:rPr>
             <w:rStyle w:val="Hyperlink"/>
@@ -3719,8 +3742,8 @@
         <w:t xml:space="preserve">.</w:t>
       </w:r>
     </w:p>
-    <w:bookmarkEnd w:id="45"/>
-    <w:bookmarkStart w:id="47" w:name="ref-nccn_nsclc_2024"/>
+    <w:bookmarkEnd w:id="46"/>
+    <w:bookmarkStart w:id="48" w:name="ref-nccn_nsclc_2024"/>
     <w:p>
       <w:pPr>
         <w:pStyle w:val="Bibliography"/>
@@ -3765,7 +3788,7 @@
       <w:r>
         <w:t xml:space="preserve"> </w:t>
       </w:r>
-      <w:hyperlink r:id="rId46">
+      <w:hyperlink r:id="rId47">
         <w:r>
           <w:rPr>
             <w:rStyle w:val="Hyperlink"/>
@@ -3777,8 +3800,8 @@
         <w:t xml:space="preserve">.</w:t>
       </w:r>
     </w:p>
-    <w:bookmarkEnd w:id="47"/>
-    <w:bookmarkStart w:id="49" w:name="ref-cardosoESMO2024"/>
+    <w:bookmarkEnd w:id="48"/>
+    <w:bookmarkStart w:id="50" w:name="ref-cardosoESMO2024"/>
     <w:p>
       <w:pPr>
         <w:pStyle w:val="Bibliography"/>
@@ -3820,7 +3843,7 @@
       <w:r>
         <w:t xml:space="preserve"> </w:t>
       </w:r>
-      <w:hyperlink r:id="rId48">
+      <w:hyperlink r:id="rId49">
         <w:r>
           <w:rPr>
             <w:rStyle w:val="Hyperlink"/>
@@ -3832,8 +3855,8 @@
         <w:t xml:space="preserve">.</w:t>
       </w:r>
     </w:p>
-    <w:bookmarkEnd w:id="49"/>
-    <w:bookmarkStart w:id="51" w:name="ref-giordano2022asco"/>
+    <w:bookmarkEnd w:id="50"/>
+    <w:bookmarkStart w:id="52" w:name="ref-giordano2022asco"/>
     <w:p>
       <w:pPr>
         <w:pStyle w:val="Bibliography"/>
@@ -3881,7 +3904,7 @@
       <w:r>
         <w:t xml:space="preserve"> </w:t>
       </w:r>
-      <w:hyperlink r:id="rId50">
+      <w:hyperlink r:id="rId51">
         <w:r>
           <w:rPr>
             <w:rStyle w:val="Hyperlink"/>
@@ -3893,8 +3916,8 @@
         <w:t xml:space="preserve">.</w:t>
       </w:r>
     </w:p>
-    <w:bookmarkEnd w:id="51"/>
-    <w:bookmarkStart w:id="53" w:name="ref-guyatt2008grade"/>
+    <w:bookmarkEnd w:id="52"/>
+    <w:bookmarkStart w:id="54" w:name="ref-guyatt2008grade"/>
     <w:p>
       <w:pPr>
         <w:pStyle w:val="Bibliography"/>
@@ -3936,7 +3959,7 @@
       <w:r>
         <w:t xml:space="preserve"> </w:t>
       </w:r>
-      <w:hyperlink r:id="rId52">
+      <w:hyperlink r:id="rId53">
         <w:r>
           <w:rPr>
             <w:rStyle w:val="Hyperlink"/>
@@ -3948,8 +3971,8 @@
         <w:t xml:space="preserve">.</w:t>
       </w:r>
     </w:p>
-    <w:bookmarkEnd w:id="53"/>
-    <w:bookmarkStart w:id="54" w:name="ref-hagberg2008networkx"/>
+    <w:bookmarkEnd w:id="54"/>
+    <w:bookmarkStart w:id="55" w:name="ref-hagberg2008networkx"/>
     <w:p>
       <w:pPr>
         <w:pStyle w:val="Bibliography"/>
@@ -3986,8 +4009,8 @@
         <w:t xml:space="preserve">, 11–15.</w:t>
       </w:r>
     </w:p>
-    <w:bookmarkEnd w:id="54"/>
-    <w:bookmarkStart w:id="56" w:name="ref-hendriks2023esmo"/>
+    <w:bookmarkEnd w:id="55"/>
+    <w:bookmarkStart w:id="57" w:name="ref-hendriks2023esmo"/>
     <w:p>
       <w:pPr>
         <w:pStyle w:val="Bibliography"/>
@@ -4035,7 +4058,7 @@
       <w:r>
         <w:t xml:space="preserve"> </w:t>
       </w:r>
-      <w:hyperlink r:id="rId55">
+      <w:hyperlink r:id="rId56">
         <w:r>
           <w:rPr>
             <w:rStyle w:val="Hyperlink"/>
@@ -4047,8 +4070,8 @@
         <w:t xml:space="preserve">.</w:t>
       </w:r>
     </w:p>
-    <w:bookmarkEnd w:id="56"/>
-    <w:bookmarkStart w:id="57" w:name="ref-higgins2019cochrane"/>
+    <w:bookmarkEnd w:id="57"/>
+    <w:bookmarkStart w:id="58" w:name="ref-higgins2019cochrane"/>
     <w:p>
       <w:pPr>
         <w:pStyle w:val="Bibliography"/>
@@ -4079,8 +4102,8 @@
         <w:t xml:space="preserve">, Version 6.0 Editions.</w:t>
       </w:r>
     </w:p>
-    <w:bookmarkEnd w:id="57"/>
-    <w:bookmarkStart w:id="59" w:name="ref-ioannidis2005false"/>
+    <w:bookmarkEnd w:id="58"/>
+    <w:bookmarkStart w:id="60" w:name="ref-ioannidis2005false"/>
     <w:p>
       <w:pPr>
         <w:pStyle w:val="Bibliography"/>
@@ -4113,7 +4136,7 @@
       <w:r>
         <w:t xml:space="preserve"> </w:t>
       </w:r>
-      <w:hyperlink r:id="rId58">
+      <w:hyperlink r:id="rId59">
         <w:r>
           <w:rPr>
             <w:rStyle w:val="Hyperlink"/>
@@ -4125,8 +4148,8 @@
         <w:t xml:space="preserve">.</w:t>
       </w:r>
     </w:p>
-    <w:bookmarkEnd w:id="59"/>
-    <w:bookmarkStart w:id="61" w:name="ref-mateo2018escat"/>
+    <w:bookmarkEnd w:id="60"/>
+    <w:bookmarkStart w:id="62" w:name="ref-mateo2018escat"/>
     <w:p>
       <w:pPr>
         <w:pStyle w:val="Bibliography"/>
@@ -4180,7 +4203,7 @@
       <w:r>
         <w:t xml:space="preserve"> </w:t>
       </w:r>
-      <w:hyperlink r:id="rId60">
+      <w:hyperlink r:id="rId61">
         <w:r>
           <w:rPr>
             <w:rStyle w:val="Hyperlink"/>
@@ -4192,8 +4215,8 @@
         <w:t xml:space="preserve">.</w:t>
       </w:r>
     </w:p>
-    <w:bookmarkEnd w:id="61"/>
-    <w:bookmarkStart w:id="63" w:name="ref-munafo2017manifesto"/>
+    <w:bookmarkEnd w:id="62"/>
+    <w:bookmarkStart w:id="64" w:name="ref-munafo2017manifesto"/>
     <w:p>
       <w:pPr>
         <w:pStyle w:val="Bibliography"/>
@@ -4226,7 +4249,7 @@
       <w:r>
         <w:t xml:space="preserve"> </w:t>
       </w:r>
-      <w:hyperlink r:id="rId62">
+      <w:hyperlink r:id="rId63">
         <w:r>
           <w:rPr>
             <w:rStyle w:val="Hyperlink"/>
@@ -4238,8 +4261,8 @@
         <w:t xml:space="preserve">.</w:t>
       </w:r>
     </w:p>
-    <w:bookmarkEnd w:id="63"/>
-    <w:bookmarkStart w:id="65" w:name="ref-moher2020prisma"/>
+    <w:bookmarkEnd w:id="64"/>
+    <w:bookmarkStart w:id="66" w:name="ref-moher2020prisma"/>
     <w:p>
       <w:pPr>
         <w:pStyle w:val="Bibliography"/>
@@ -4275,7 +4298,7 @@
       <w:r>
         <w:t xml:space="preserve"> </w:t>
       </w:r>
-      <w:hyperlink r:id="rId64">
+      <w:hyperlink r:id="rId65">
         <w:r>
           <w:rPr>
             <w:rStyle w:val="Hyperlink"/>
@@ -4287,8 +4310,8 @@
         <w:t xml:space="preserve">.</w:t>
       </w:r>
     </w:p>
-    <w:bookmarkEnd w:id="65"/>
-    <w:bookmarkStart w:id="67" w:name="ref-priem2022openalex"/>
+    <w:bookmarkEnd w:id="66"/>
+    <w:bookmarkStart w:id="68" w:name="ref-priem2022openalex"/>
     <w:p>
       <w:pPr>
         <w:pStyle w:val="Bibliography"/>
@@ -4324,7 +4347,7 @@
       <w:r>
         <w:t xml:space="preserve"> </w:t>
       </w:r>
-      <w:hyperlink r:id="rId66">
+      <w:hyperlink r:id="rId67">
         <w:r>
           <w:rPr>
             <w:rStyle w:val="Hyperlink"/>
@@ -4336,8 +4359,8 @@
         <w:t xml:space="preserve">.</w:t>
       </w:r>
     </w:p>
-    <w:bookmarkEnd w:id="67"/>
-    <w:bookmarkStart w:id="69" w:name="ref-rouse2017nma"/>
+    <w:bookmarkEnd w:id="68"/>
+    <w:bookmarkStart w:id="70" w:name="ref-rouse2017nma"/>
     <w:p>
       <w:pPr>
         <w:pStyle w:val="Bibliography"/>
@@ -4370,7 +4393,7 @@
       <w:r>
         <w:t xml:space="preserve"> </w:t>
       </w:r>
-      <w:hyperlink r:id="rId68">
+      <w:hyperlink r:id="rId69">
         <w:r>
           <w:rPr>
             <w:rStyle w:val="Hyperlink"/>
@@ -4382,8 +4405,8 @@
         <w:t xml:space="preserve">.</w:t>
       </w:r>
     </w:p>
-    <w:bookmarkEnd w:id="69"/>
-    <w:bookmarkStart w:id="70" w:name="ref-viera2005"/>
+    <w:bookmarkEnd w:id="70"/>
+    <w:bookmarkStart w:id="71" w:name="ref-viera2005"/>
     <w:p>
       <w:pPr>
         <w:pStyle w:val="Bibliography"/>
@@ -4414,9 +4437,9 @@
         <w:t xml:space="preserve">37 (5): 360–63.</w:t>
       </w:r>
     </w:p>
-    <w:bookmarkEnd w:id="70"/>
     <w:bookmarkEnd w:id="71"/>
     <w:bookmarkEnd w:id="72"/>
+    <w:bookmarkEnd w:id="73"/>
     <w:sectPr>
       <w:footnotePr>
         <w:numRestart w:val="eachSect"/>
